--- a/work/mssboa-design/out/Response_to_Reviewer_3.docx
+++ b/work/mssboa-design/out/Response_to_Reviewer_3.docx
@@ -310,7 +310,7 @@
           <w:color w:val="00A033"/>
           <w:sz w:val="21"/>
         </w:rPr>
-        <w:t>We have included their base algorithms, TSA and CPA, alongside them, so that the improvement each variant achieves over its own base is visible in the same table rather than taken on trust; this seemed to us the fairest way to position MSSBOA against methods built on very different foundations. As noted in our reply to Reviewer 2, the source codes are not publicly distributed, so both were re-implemented from the published equations and parameter settings, and our implementations are released with the paper. New Table 12 reports the outcome. Over 16 CEC2017 functions at 10D with 30 independent runs, the mean Friedman rank of MSSBOA is 1.000 and it places 1 of 1; the best-ranked method is MSSBOA (1.000). The pairwise win/tie/loss counts are given in the table. We report the comparison as it came out rather than only where it is favourable.</w:t>
+        <w:t>We have included their base algorithms, TSA and CPA, alongside them, so that the improvement each variant achieves over its own base is visible in the same table rather than taken on trust; this seemed to us the fairest way to position MSSBOA against methods built on very different foundations. As noted in our reply to Reviewer 2, the source codes are not publicly distributed, so both were re-implemented from the published equations and parameter settings, and our implementations are released with the paper. New Table 12 reports the outcome. [The corresponding experiment was still running when this draft was generated; the sentence is completed automatically from results/ by code/make_tables.py.]</w:t>
       </w:r>
     </w:p>
     <w:p>

--- a/work/mssboa-design/out/Response_to_Reviewer_3.docx
+++ b/work/mssboa-design/out/Response_to_Reviewer_3.docx
@@ -58,7 +58,7 @@
           <w:i w:val="0"/>
           <w:sz w:val="21"/>
         </w:rPr>
-        <w:t>We thank you very much for the time and care you have given this manuscript. The comments were detailed and constructive, and acting on them has changed the paper substantially: the contribution is now framed as an integration framework rather than as three new operators, the lens operator is derived rather than asserted, the design objectives are stated in full, the statistical discussion is more balanced, and several new experiments have been added. Our point-by-point responses follow. All changes made in response to your comments are marked in GREEN in the revised manuscript. Changes prompted by Reviewer 1 are in red and those prompted by Reviewer 2 are in blue, so that the three sets of revisions can be told apart at a glance.</w:t>
+        <w:t>We thank you very much for the time and care you have given this manuscript. The comments were detailed and constructive, and acting on them has changed the paper substantially: the contribution is now framed as an integration framework rather than as three new operators, the lens operator is derived rather than asserted, the design objectives are stated in full, the statistical discussion is more balanced, and several new experiments have been added. Our point-by-point responses follow; every location is given by section and paragraph of the colour-marked revised manuscript, since page numbers shift once the new tables and figures are typeset. All changes made in response to your comments are marked in GREEN in the revised manuscript. Changes prompted by Reviewer 1 are in red and those prompted by Reviewer 2 are in blue, so that the three sets of revisions can be told apart at a glance.</w:t>
       </w:r>
     </w:p>
     <w:p>

--- a/work/mssboa-design/out/Response_to_Reviewer_3.docx
+++ b/work/mssboa-design/out/Response_to_Reviewer_3.docx
@@ -58,7 +58,7 @@
           <w:i w:val="0"/>
           <w:sz w:val="21"/>
         </w:rPr>
-        <w:t>We thank you very much for the time and care you have given this manuscript. The comments were detailed and constructive, and acting on them has changed the paper substantially: the contribution is now framed as an integration framework rather than as three new operators, the lens operator is derived rather than asserted, the design objectives are stated in full, the statistical discussion is more balanced, and several new experiments have been added. Our point-by-point responses follow; every location is given by section and paragraph of the colour-marked revised manuscript, since page numbers shift once the new tables and figures are typeset. All changes made in response to your comments are marked in GREEN in the revised manuscript. Changes prompted by Reviewer 1 are in red and those prompted by Reviewer 2 are in blue, so that the three sets of revisions can be told apart at a glance.</w:t>
+        <w:t>We thank you very much for the time and care you have given this manuscript. The comments were detailed and constructive, and acting on them has changed the paper substantially: the contribution is now framed as an integration framework rather than as three new operators, the lens operator is derived rather than asserted, the design objectives are stated in full, the statistical discussion is more balanced, and several new experiments have been added. Two changes affect the whole paper and are worth stating before the point-by-point replies. First, the entire experimental protocol has been re-run from a single public implementation, so every table in this version comes from the same set of runs and the numbers have changed. Second, following Reviewer 2, the paper has been repositioned on its application: the contribution is now the reproducible formulation of the two visual-design problems and the benchmark built on them, and the multi-strategy variant is reported as measured rather than advanced as the claim. Our point-by-point responses follow; every location is given by section and paragraph of the colour-marked revised manuscript, since page numbers shift once the new tables and figures are typeset. All changes made in response to your comments are marked in GREEN in the revised manuscript. Changes prompted by Reviewer 1 are in red and those prompted by Reviewer 2 are in blue, so that the three sets of revisions can be told apart at a glance.</w:t>
       </w:r>
     </w:p>
     <w:p>

--- a/work/mssboa-design/out/Response_to_Reviewer_3.docx
+++ b/work/mssboa-design/out/Response_to_Reviewer_3.docx
@@ -58,7 +58,7 @@
           <w:i w:val="0"/>
           <w:sz w:val="21"/>
         </w:rPr>
-        <w:t>We thank you very much for the time and care you have given this manuscript. The comments were detailed and constructive, and acting on them has changed the paper substantially: the contribution is now framed as an integration framework rather than as three new operators, the lens operator is derived rather than asserted, the design objectives are stated in full, the statistical discussion is more balanced, and several new experiments have been added. Two changes affect the whole paper and are worth stating before the point-by-point replies. First, the entire experimental protocol has been re-run from a single public implementation, so every table in this version comes from the same set of runs and the numbers have changed. Second, following Reviewer 2, the paper has been repositioned on its application: the contribution is now the reproducible formulation of the two visual-design problems and the benchmark built on them, and the multi-strategy variant is reported as measured rather than advanced as the claim. Our point-by-point responses follow; every location is given by section and paragraph of the colour-marked revised manuscript, since page numbers shift once the new tables and figures are typeset. All changes made in response to your comments are marked in GREEN in the revised manuscript. Changes prompted by Reviewer 1 are in red and those prompted by Reviewer 2 are in blue, so that the three sets of revisions can be told apart at a glance.</w:t>
+        <w:t>We thank you very much for the time and care you have given this manuscript. The comments were detailed and constructive, and acting on them has changed the paper substantially: the contribution is now framed as an integration framework rather than as three new operators, the lens operator is derived rather than asserted, the design objectives are stated in full, the statistical discussion is more balanced, and several new experiments have been added. One change affects more than one reply and is worth stating before the point-by-point responses. Because two reviewers asked for the source code to be released, a complete reference implementation has been written from the equations of Section 3 and is published with the article. The new comparisons requested by Reviewers 2 and 3 were produced with it, and the new Section 4.5 states plainly that its absolute values are not directly comparable with those of the tables carried over from the submitted version, which are unchanged, so that no reader can mistake one set of numbers for the other. Our point-by-point responses follow; every location is given by section and paragraph of the colour-marked revised manuscript, since page numbers shift once the new tables and figures are typeset. All changes made in response to your comments are marked in GREEN in the revised manuscript. Changes prompted by Reviewer 1 are in red and those prompted by Reviewer 2 are in blue, so that the three sets of revisions can be told apart at a glance.</w:t>
       </w:r>
     </w:p>
     <w:p>
@@ -132,7 +132,22 @@
           <w:color w:val="00A033"/>
           <w:sz w:val="21"/>
         </w:rPr>
-        <w:t>Thank you for this comment. An ablation of exactly this kind was in fact present in the submitted version - Section 4.3, Tables 6 and 7 and Figure 6 report SBOA-GPSI, SBOA-LOBL and SBOA-ACGM, each adding one strategy to the basic SBOA, over four dimensions with the full statistics in Appendix Tables A1-A4. We take from your comment that this was not signposted clearly enough, and we have made it more prominent, but we have also gone further, because your comment 2 asks a question that single-strategy ablation cannot answer.</w:t>
+        <w:t>Thank you for this comment. An ablation of exactly this kind was in fact present in the submitted version - Section 4.3, Tables 9 and 10 and Figure 6 report SBOA-GPSI, SBOA-LOBL and SBOA-ACGM, each adding one strategy to the basic SBOA, over four dimensions, with the full per-function statistics in Appendix Tables A1-A4. We take from your comment that this was not signposted clearly enough, and that is a fair criticism of the writing rather than of the experiment.</w:t>
+      </w:r>
+    </w:p>
+    <w:p>
+      <w:pPr>
+        <w:spacing w:after="120" w:before="0"/>
+      </w:pPr>
+      <w:r>
+        <w:rPr>
+          <w:rFonts w:ascii="Times New Roman" w:hAnsi="Times New Roman"/>
+          <w:b w:val="0"/>
+          <w:i w:val="0"/>
+          <w:color w:val="00A033"/>
+          <w:sz w:val="21"/>
+        </w:rPr>
+        <w:t>Section 4.3 has therefore been rewritten to say explicitly what the ablation establishes and what it does not. Two paragraphs have been added, marked in green: the first states that Tables 9 and 10 isolate each strategy by adding it alone to the basic SBOA, so that what they measure is the individual contribution of GPSI, LOBL and ACGM against a common baseline, and that they do not measure the four intermediate pairings; the second answers the question your comment 2 raises, which single-strategy ablation cannot answer, from the structure of the framework. We would rather be precise about the scope of the experiment than let the reader infer a stronger claim than it supports.</w:t>
       </w:r>
     </w:p>
     <w:p>
@@ -147,7 +162,7 @@
           <w:color w:val="00A033"/>
           <w:sz w:val="21"/>
         </w:rPr>
-        <w:t>Section 4.3 has therefore been extended from three single-strategy variants to the complete 2^3 factorial design: all eight combinations of the three strategies, from the basic SBOA to the full MSSBOA, run under identical conditions. This subsumes the original ablation - the single-strategy rows are still there - while adding the four combinations that were missing. New Table 8 reports every configuration with its Friedman ranking and its Wilcoxon outcome against the basic SBOA. [The corresponding experiment was still running when this draft was generated; the sentence is completed automatically from results/ by code/make_tables.py.]</w:t>
+        <w:t>We should be equally direct about what we have not added. A complete 2^3 factorial over the eight combinations would settle the interaction question empirically, and we considered including one. We have not, because it could only have been produced with the independent reference implementation released with this article - the implementation used for the submitted experiments could not be published - and placing its numbers beside Tables 9 to 7, which come from the original code, would put two non-comparable sets of results in the same section. Section 4.3 therefore names the factorial design as the natural next step rather than reporting one, and Section 4.5, where the reference implementation is used, carries an explicit note on its comparability.</w:t>
       </w:r>
     </w:p>
     <w:p>
@@ -206,22 +221,7 @@
           <w:color w:val="00A033"/>
           <w:sz w:val="21"/>
         </w:rPr>
-        <w:t>Agree, and this is the more penetrating of the two questions, because a set of individually beneficial operators need not be beneficial together. The factorial design described above was added precisely so that this can be answered with a number rather than an assertion.</w:t>
-      </w:r>
-    </w:p>
-    <w:p>
-      <w:pPr>
-        <w:spacing w:after="120" w:before="0"/>
-      </w:pPr>
-      <w:r>
-        <w:rPr>
-          <w:rFonts w:ascii="Times New Roman" w:hAnsi="Times New Roman"/>
-          <w:b w:val="0"/>
-          <w:i w:val="0"/>
-          <w:color w:val="00A033"/>
-          <w:sz w:val="21"/>
-        </w:rPr>
-        <w:t>From the factorial results we now report the average main effect of each strategy on the mean Friedman rank, computed over the other two factors, and the three-way interaction. [The corresponding experiment was still running when this draft was generated; the sentence is completed automatically from results/ by code/make_tables.py.]</w:t>
+        <w:t>Agree, and this is the more penetrating of the two questions, because a set of individually beneficial operators need not be beneficial together. As explained in our reply to your comment 1, we answer it from the design of the framework rather than from an enumeration of the eight combinations, and we say so in the paper rather than leaving the reader to assume the enumeration was done.</w:t>
       </w:r>
     </w:p>
     <w:p>
@@ -236,7 +236,7 @@
           <w:color w:val="00A033"/>
           <w:sz w:val="21"/>
         </w:rPr>
-        <w:t>We have also set out the design rationale rather than leaving it implicit. New Section 3.6 explains why the three operators are expected to be complementary: they act on disjoint parts of the population and at different points of the iteration. LOBL is applied only to the inferior individuals, so it restores diversity where it has been lost without being able to displace the elite; ACGM is applied only to the elite, which is the single individual that both SBOA phases read from and that neither can perturb; and GPSI acts once, before either operator runs. Because their domains do not overlap, the operators cannot undo one another's work, which is the mechanism by which a combination can be more than the sum of its parts.</w:t>
+        <w:t>The rationale is now set out explicitly. New Section 3.6 explains why the three operators are expected to be complementary: they act on disjoint parts of the population and at different points of the iteration. LOBL is applied only to the inferior individuals, so it restores diversity where it has been lost without being able to displace the elite; ACGM is applied only to the elite, which is the single individual that both SBOA phases read from and that neither can perturb; and GPSI acts once, before either operator runs. Because their domains do not overlap, the operators cannot undo one another's work, which is the mechanism by which a combination can be more than the sum of its parts.</w:t>
       </w:r>
     </w:p>
     <w:p>
@@ -310,7 +310,7 @@
           <w:color w:val="00A033"/>
           <w:sz w:val="21"/>
         </w:rPr>
-        <w:t>We have included their base algorithms, TSA and CPA, alongside them, so that the improvement each variant achieves over its own base is visible in the same table rather than taken on trust; this seemed to us the fairest way to position MSSBOA against methods built on very different foundations. As noted in our reply to Reviewer 2, the source codes are not publicly distributed, so both were re-implemented from the published equations and parameter settings, and our implementations are released with the paper. New Table 12 reports the outcome. [The corresponding experiment was still running when this draft was generated; the sentence is completed automatically from results/ by code/make_tables.py.]</w:t>
+        <w:t>We have included their base algorithms, TSA and CPA, alongside them, so that the improvement each variant achieves over its own base is visible in the same table rather than taken on trust; this seemed to us the fairest way to position MSSBOA against methods built on very different foundations. As noted in our reply to Reviewer 2, the source codes are not publicly distributed, so both were re-implemented from the published equations and parameter settings, and our implementations are released with the paper. New Table 14 reports the outcome. Over the CEC2017 suite in 10, 30 dimensions with 30 independent runs, the order by average Friedman rank is LTSBOA &gt; SBOA &gt; CGSBOA &gt; MSSBOA &gt; MISBOA &gt; I-CPA &gt; CPA &gt; TSA &gt; MS-TSA, with MSSBOA fourth of 9 at 3.862. We report the comparison exactly as it came out. We should also flag one limitation of this comparison honestly. Because the original implementation used for Tables 10-12 could not be released, the algorithms compared in the new subsection were re-implemented from their published equations, and that re-implementation is the code we are releasing. Its absolute values are therefore not directly comparable with Tables 10-12; what it supports is the relative comparison within the new subsection, where every algorithm runs under an identical budget and is charged for every function evaluation it performs. A note to this effect has been added to Section 4.5, and the released code lets either set of numbers be checked.</w:t>
       </w:r>
     </w:p>
     <w:p>

--- a/work/mssboa-design/out/Response_to_Reviewer_3.docx
+++ b/work/mssboa-design/out/Response_to_Reviewer_3.docx
@@ -162,7 +162,7 @@
           <w:color w:val="00A033"/>
           <w:sz w:val="21"/>
         </w:rPr>
-        <w:t>We should be equally direct about what we have not added. A complete 2^3 factorial over the eight combinations would settle the interaction question empirically, and we considered including one. We have not, because it could only have been produced with the independent reference implementation released with this article - the implementation used for the submitted experiments could not be published - and placing its numbers beside Tables 9 to 7, which come from the original code, would put two non-comparable sets of results in the same section. Section 4.3 therefore names the factorial design as the natural next step rather than reporting one, and Section 4.5, where the reference implementation is used, carries an explicit note on its comparability.</w:t>
+        <w:t>We should be equally direct about what we have not added. A complete 2^3 factorial over the eight combinations would settle the interaction question empirically, and we considered including one. We have not, because it could only have been produced with the independent reference implementation released with this article - the implementation used for the submitted experiments could not be published - and placing its numbers beside Tables 9 to 12, which come from the original code, would put two non-comparable sets of results in the same section. Section 4.3 therefore names the factorial design as the natural next step rather than reporting one, and Section 4.5, where the reference implementation is used, carries an explicit note on its comparability.</w:t>
       </w:r>
     </w:p>
     <w:p>
@@ -310,7 +310,7 @@
           <w:color w:val="00A033"/>
           <w:sz w:val="21"/>
         </w:rPr>
-        <w:t>We have included their base algorithms, TSA and CPA, alongside them, so that the improvement each variant achieves over its own base is visible in the same table rather than taken on trust; this seemed to us the fairest way to position MSSBOA against methods built on very different foundations. As noted in our reply to Reviewer 2, the source codes are not publicly distributed, so both were re-implemented from the published equations and parameter settings, and our implementations are released with the paper. New Table 14 reports the outcome. Over the CEC2017 suite in 10, 30 dimensions with 30 independent runs, the order by average Friedman rank is LTSBOA &gt; SBOA &gt; CGSBOA &gt; MSSBOA &gt; MISBOA &gt; I-CPA &gt; CPA &gt; TSA &gt; MS-TSA, with MSSBOA fourth of 9 at 3.862. We report the comparison exactly as it came out. We should also flag one limitation of this comparison honestly. Because the original implementation used for Tables 10-12 could not be released, the algorithms compared in the new subsection were re-implemented from their published equations, and that re-implementation is the code we are releasing. Its absolute values are therefore not directly comparable with Tables 10-12; what it supports is the relative comparison within the new subsection, where every algorithm runs under an identical budget and is charged for every function evaluation it performs. A note to this effect has been added to Section 4.5, and the released code lets either set of numbers be checked.</w:t>
+        <w:t>We have included their base algorithms, TSA and CPA, alongside them, so that the improvement each variant achieves over its own base is visible in the same table rather than taken on trust; this seemed to us the fairest way to position MSSBOA against methods built on very different foundations. As noted in our reply to Reviewer 2, the source codes are not publicly distributed, so both were re-implemented from the published equations and parameter settings, and our implementations are released with the paper. New Table 14 reports the outcome. Over the CEC2017 suite in 10 and 30 dimensions with 30 independent runs, the order by average Friedman rank is LTSBOA &gt; SBOA &gt; CGSBOA &gt; MSSBOA &gt; MISBOA &gt; I-CPA &gt; CPA &gt; TSA &gt; MS-TSA, with MSSBOA fourth of nine at 3.862. We report the comparison exactly as it came out. We should also flag one limitation of this comparison honestly. Because the original implementation used for Tables 10-12 could not be released, the algorithms compared in the new subsection were re-implemented from their published equations, and that re-implementation is the code we are releasing. Its absolute values are therefore not directly comparable with Tables 10-12; what it supports is the relative comparison within the new subsection, where every algorithm runs under an identical budget and is charged for every function evaluation it performs. A note to this effect has been added to Section 4.5, and the released code lets either set of numbers be checked.</w:t>
       </w:r>
     </w:p>
     <w:p>

--- a/work/mssboa-design/out/Response_to_Reviewer_3.docx
+++ b/work/mssboa-design/out/Response_to_Reviewer_3.docx
@@ -162,7 +162,43 @@
           <w:color w:val="00A033"/>
           <w:sz w:val="21"/>
         </w:rPr>
-        <w:t>We should be equally direct about what we have not added. A complete 2^3 factorial over the eight combinations would settle the interaction question empirically, and we considered including one. We have not, because it could only have been produced with the independent reference implementation released with this article - the implementation used for the submitted experiments could not be published - and placing its numbers beside Tables 9 to 12, which come from the original code, would put two non-comparable sets of results in the same section. Section 4.3 therefore names the factorial design as the natural next step rather than reporting one, and Section 4.5, where the reference implementation is used, carries an explicit note on its comparability.</w:t>
+        <w:t xml:space="preserve">We should be equally direct about what we have not added. A complete </w:t>
+      </w:r>
+      <m:oMath>
+        <m:sSup>
+          <m:e>
+            <m:r>
+              <w:rPr>
+                <w:color w:val="00A033"/>
+              </w:rPr>
+              <m:rPr>
+                <m:sty m:val="p"/>
+              </m:rPr>
+              <m:t xml:space="preserve">2</m:t>
+            </m:r>
+          </m:e>
+          <m:sup>
+            <m:r>
+              <w:rPr>
+                <w:color w:val="00A033"/>
+              </w:rPr>
+              <m:rPr>
+                <m:sty m:val="p"/>
+              </m:rPr>
+              <m:t xml:space="preserve">3</m:t>
+            </m:r>
+          </m:sup>
+        </m:sSup>
+      </m:oMath>
+      <w:r>
+        <w:rPr>
+          <w:rFonts w:ascii="Times New Roman" w:hAnsi="Times New Roman"/>
+          <w:b w:val="0"/>
+          <w:i w:val="0"/>
+          <w:color w:val="00A033"/>
+          <w:sz w:val="21"/>
+        </w:rPr>
+        <w:t xml:space="preserve"> factorial over the eight combinations would settle the interaction question empirically, and we considered including one. We have not, because it could only have been produced with the independent reference implementation released with this article - the implementation used for the submitted experiments could not be published - and placing its numbers beside Tables 9 to 12, which come from the original code, would put two non-comparable sets of results in the same section. Section 4.3 therefore names the factorial design as the natural next step rather than reporting one, and Section 4.5, where the reference implementation is used, carries an explicit note on its comparability.</w:t>
       </w:r>
     </w:p>
     <w:p>
